--- a/docs/13-document-generation-checklist.docx
+++ b/docs/13-document-generation-checklist.docx
@@ -16,7 +16,7 @@
         <w:pStyle w:val="FirstParagraph"/>
       </w:pPr>
       <w:r>
-        <w:t xml:space="preserve">State after the initial v1.0.0 build.</w:t>
+        <w:t xml:space="preserve">State after the v2.0.0 update (SUBLET, multi-hackathon, reset, UI redesign).</w:t>
       </w:r>
     </w:p>
     <w:p>
